--- a/Backend/Director_Disclosure/Output_Disclosures/2024-25/RAJASTHAN_SEZ_PRIVATE_LIMITED/DIR-8/DIR8_MALAY_RAMESH_MAHADEVIA_00064110.docx
+++ b/Backend/Director_Disclosure/Output_Disclosures/2024-25/RAJASTHAN_SEZ_PRIVATE_LIMITED/DIR-8/DIR8_MALAY_RAMESH_MAHADEVIA_00064110.docx
@@ -1864,76 +1864,6 @@
                 <w:b w:val="0"/>
                 <w:sz w:val="23"/>
               </w:rPr>
-              <w:t>AWL AGRI BUSINESS LIMITED</w:t>
-            </w:r>
-          </w:p>
-        </w:tc>
-        <w:tc>
-          <w:tcPr>
-            <w:tcW w:type="dxa" w:w="2610"/>
-          </w:tcPr>
-          <w:p>
-            <w:pPr>
-              <w:spacing w:after="0"/>
-              <w:jc w:val="center"/>
-            </w:pPr>
-            <w:r>
-              <w:rPr>
-                <w:rFonts w:ascii="Adani" w:hAnsi="Adani" w:eastAsia="Adani" w:cs="Adani"/>
-                <w:b w:val="0"/>
-                <w:sz w:val="23"/>
-              </w:rPr>
-              <w:t>17/06/2019</w:t>
-            </w:r>
-          </w:p>
-        </w:tc>
-        <w:tc>
-          <w:tcPr>
-            <w:tcW w:type="dxa" w:w="2250"/>
-          </w:tcPr>
-          <w:p>
-            <w:pPr>
-              <w:spacing w:after="0"/>
-              <w:jc w:val="center"/>
-            </w:pPr>
-          </w:p>
-        </w:tc>
-      </w:tr>
-      <w:tr>
-        <w:tc>
-          <w:tcPr>
-            <w:tcW w:type="dxa" w:w="636"/>
-          </w:tcPr>
-          <w:p>
-            <w:pPr>
-              <w:spacing w:after="0"/>
-              <w:ind w:left="360"/>
-            </w:pPr>
-            <w:r>
-              <w:rPr>
-                <w:rFonts w:ascii="Adani" w:hAnsi="Adani" w:eastAsia="Adani" w:cs="Adani"/>
-                <w:b w:val="0"/>
-                <w:sz w:val="23"/>
-              </w:rPr>
-              <w:t>24</w:t>
-            </w:r>
-          </w:p>
-        </w:tc>
-        <w:tc>
-          <w:tcPr>
-            <w:tcW w:type="dxa" w:w="3864"/>
-          </w:tcPr>
-          <w:p>
-            <w:pPr>
-              <w:spacing w:after="0"/>
-              <w:jc w:val="both"/>
-            </w:pPr>
-            <w:r>
-              <w:rPr>
-                <w:rFonts w:ascii="Adani" w:hAnsi="Adani" w:eastAsia="Adani" w:cs="Adani"/>
-                <w:b w:val="0"/>
-                <w:sz w:val="23"/>
-              </w:rPr>
               <w:t>ADANI SKILL DEVELOPMENT CENTRE</w:t>
             </w:r>
           </w:p>
@@ -1985,7 +1915,7 @@
                 <w:b w:val="0"/>
                 <w:sz w:val="23"/>
               </w:rPr>
-              <w:t>25</w:t>
+              <w:t>24</w:t>
             </w:r>
           </w:p>
         </w:tc>
@@ -2055,147 +1985,7 @@
                 <w:b w:val="0"/>
                 <w:sz w:val="23"/>
               </w:rPr>
-              <w:t>26</w:t>
-            </w:r>
-          </w:p>
-        </w:tc>
-        <w:tc>
-          <w:tcPr>
-            <w:tcW w:type="dxa" w:w="3864"/>
-          </w:tcPr>
-          <w:p>
-            <w:pPr>
-              <w:spacing w:after="0"/>
-              <w:jc w:val="both"/>
-            </w:pPr>
-            <w:r>
-              <w:rPr>
-                <w:rFonts w:ascii="Adani" w:hAnsi="Adani" w:eastAsia="Adani" w:cs="Adani"/>
-                <w:b w:val="0"/>
-                <w:sz w:val="23"/>
-              </w:rPr>
-              <w:t>ADANI VIZHINJAM PORT PRIVATE LIMITED</w:t>
-            </w:r>
-          </w:p>
-        </w:tc>
-        <w:tc>
-          <w:tcPr>
-            <w:tcW w:type="dxa" w:w="2610"/>
-          </w:tcPr>
-          <w:p>
-            <w:pPr>
-              <w:spacing w:after="0"/>
-              <w:jc w:val="center"/>
-            </w:pPr>
-            <w:r>
-              <w:rPr>
-                <w:rFonts w:ascii="Adani" w:hAnsi="Adani" w:eastAsia="Adani" w:cs="Adani"/>
-                <w:b w:val="0"/>
-                <w:sz w:val="23"/>
-              </w:rPr>
-              <w:t>09/11/2015</w:t>
-            </w:r>
-          </w:p>
-        </w:tc>
-        <w:tc>
-          <w:tcPr>
-            <w:tcW w:type="dxa" w:w="2250"/>
-          </w:tcPr>
-          <w:p>
-            <w:pPr>
-              <w:spacing w:after="0"/>
-              <w:jc w:val="center"/>
-            </w:pPr>
-          </w:p>
-        </w:tc>
-      </w:tr>
-      <w:tr>
-        <w:tc>
-          <w:tcPr>
-            <w:tcW w:type="dxa" w:w="636"/>
-          </w:tcPr>
-          <w:p>
-            <w:pPr>
-              <w:spacing w:after="0"/>
-              <w:ind w:left="360"/>
-            </w:pPr>
-            <w:r>
-              <w:rPr>
-                <w:rFonts w:ascii="Adani" w:hAnsi="Adani" w:eastAsia="Adani" w:cs="Adani"/>
-                <w:b w:val="0"/>
-                <w:sz w:val="23"/>
-              </w:rPr>
-              <w:t>27</w:t>
-            </w:r>
-          </w:p>
-        </w:tc>
-        <w:tc>
-          <w:tcPr>
-            <w:tcW w:type="dxa" w:w="3864"/>
-          </w:tcPr>
-          <w:p>
-            <w:pPr>
-              <w:spacing w:after="0"/>
-              <w:jc w:val="both"/>
-            </w:pPr>
-            <w:r>
-              <w:rPr>
-                <w:rFonts w:ascii="Adani" w:hAnsi="Adani" w:eastAsia="Adani" w:cs="Adani"/>
-                <w:b w:val="0"/>
-                <w:sz w:val="23"/>
-              </w:rPr>
-              <w:t>ADANI INFRASTRUCTURE PRIVATE LIMITED</w:t>
-            </w:r>
-          </w:p>
-        </w:tc>
-        <w:tc>
-          <w:tcPr>
-            <w:tcW w:type="dxa" w:w="2610"/>
-          </w:tcPr>
-          <w:p>
-            <w:pPr>
-              <w:spacing w:after="0"/>
-              <w:jc w:val="center"/>
-            </w:pPr>
-            <w:r>
-              <w:rPr>
-                <w:rFonts w:ascii="Adani" w:hAnsi="Adani" w:eastAsia="Adani" w:cs="Adani"/>
-                <w:b w:val="0"/>
-                <w:sz w:val="23"/>
-              </w:rPr>
-              <w:t>05/11/2015</w:t>
-            </w:r>
-          </w:p>
-        </w:tc>
-        <w:tc>
-          <w:tcPr>
-            <w:tcW w:type="dxa" w:w="2250"/>
-          </w:tcPr>
-          <w:p>
-            <w:pPr>
-              <w:spacing w:after="0"/>
-              <w:jc w:val="center"/>
-            </w:pPr>
-          </w:p>
-        </w:tc>
-      </w:tr>
-      <w:tr>
-        <w:tc>
-          <w:tcPr>
-            <w:tcW w:type="dxa" w:w="636"/>
-          </w:tcPr>
-          <w:p>
-            <w:pPr>
-              <w:spacing w:after="0"/>
-              <w:ind w:left="360"/>
-            </w:pPr>
-            <w:r>
-              <w:rPr>
-                <w:rFonts w:ascii="Adani" w:hAnsi="Adani" w:eastAsia="Adani" w:cs="Adani"/>
-                <w:b w:val="0"/>
-                <w:sz w:val="23"/>
-              </w:rPr>
-              <w:t>28</w:t>
+              <w:t>25</w:t>
             </w:r>
           </w:p>
         </w:tc>
@@ -2265,7 +2055,7 @@
                 <w:b w:val="0"/>
                 <w:sz w:val="23"/>
               </w:rPr>
-              <w:t>29</w:t>
+              <w:t>26</w:t>
             </w:r>
           </w:p>
         </w:tc>
@@ -2335,7 +2125,7 @@
                 <w:b w:val="0"/>
                 <w:sz w:val="23"/>
               </w:rPr>
-              <w:t>30</w:t>
+              <w:t>27</w:t>
             </w:r>
           </w:p>
         </w:tc>
@@ -2354,7 +2144,7 @@
                 <w:b w:val="0"/>
                 <w:sz w:val="23"/>
               </w:rPr>
-              <w:t>ADANI PORTS AND SPECIAL ECONOMIC ZONE LIMITED</w:t>
+              <w:t>RAJASTHAN SEZ PRIVATE LIMITED</w:t>
             </w:r>
           </w:p>
         </w:tc>
@@ -2373,7 +2163,7 @@
                 <w:b w:val="0"/>
                 <w:sz w:val="23"/>
               </w:rPr>
-              <w:t>20/05/2009</w:t>
+              <w:t>01/06/2009</w:t>
             </w:r>
           </w:p>
         </w:tc>
@@ -2405,7 +2195,77 @@
                 <w:b w:val="0"/>
                 <w:sz w:val="23"/>
               </w:rPr>
-              <w:t>31</w:t>
+              <w:t>28</w:t>
+            </w:r>
+          </w:p>
+        </w:tc>
+        <w:tc>
+          <w:tcPr>
+            <w:tcW w:type="dxa" w:w="3864"/>
+          </w:tcPr>
+          <w:p>
+            <w:pPr>
+              <w:spacing w:after="0"/>
+              <w:jc w:val="both"/>
+            </w:pPr>
+            <w:r>
+              <w:rPr>
+                <w:rFonts w:ascii="Adani" w:hAnsi="Adani" w:eastAsia="Adani" w:cs="Adani"/>
+                <w:b w:val="0"/>
+                <w:sz w:val="23"/>
+              </w:rPr>
+              <w:t>INLAND CONWARE (LUDHIANA) PRIVATE LIMITED</w:t>
+            </w:r>
+          </w:p>
+        </w:tc>
+        <w:tc>
+          <w:tcPr>
+            <w:tcW w:type="dxa" w:w="2610"/>
+          </w:tcPr>
+          <w:p>
+            <w:pPr>
+              <w:spacing w:after="0"/>
+              <w:jc w:val="center"/>
+            </w:pPr>
+            <w:r>
+              <w:rPr>
+                <w:rFonts w:ascii="Adani" w:hAnsi="Adani" w:eastAsia="Adani" w:cs="Adani"/>
+                <w:b w:val="0"/>
+                <w:sz w:val="23"/>
+              </w:rPr>
+              <w:t>21/08/2008</w:t>
+            </w:r>
+          </w:p>
+        </w:tc>
+        <w:tc>
+          <w:tcPr>
+            <w:tcW w:type="dxa" w:w="2250"/>
+          </w:tcPr>
+          <w:p>
+            <w:pPr>
+              <w:spacing w:after="0"/>
+              <w:jc w:val="center"/>
+            </w:pPr>
+          </w:p>
+        </w:tc>
+      </w:tr>
+      <w:tr>
+        <w:tc>
+          <w:tcPr>
+            <w:tcW w:type="dxa" w:w="636"/>
+          </w:tcPr>
+          <w:p>
+            <w:pPr>
+              <w:spacing w:after="0"/>
+              <w:ind w:left="360"/>
+            </w:pPr>
+            <w:r>
+              <w:rPr>
+                <w:rFonts w:ascii="Adani" w:hAnsi="Adani" w:eastAsia="Adani" w:cs="Adani"/>
+                <w:b w:val="0"/>
+                <w:sz w:val="23"/>
+              </w:rPr>
+              <w:t>29</w:t>
             </w:r>
           </w:p>
         </w:tc>
@@ -2559,7 +2419,7 @@
           <w:b w:val="0"/>
           <w:sz w:val="23"/>
         </w:rPr>
-        <w:t xml:space="preserve">Date: 07th May, 2026</w:t>
+        <w:t xml:space="preserve">Date: 15th May, 2026</w:t>
         <w:tab/>
       </w:r>
     </w:p>
